--- a/downloads/sections/t13-l06-tls-and-ports-that-are-not-universal-example.docx
+++ b/downloads/sections/t13-l06-tls-and-ports-that-are-not-universal-example.docx
@@ -89,7 +89,7 @@
     </w:p>
     <w:p>
       <w:r>
-        <w:t>confirm. Studio TCP 5061 is described as beta in the PDF read for this lab. Confirm before you depend on it.. last checked 2026-10.</w:t>
+        <w:t>confirm. Studio TCP 5061 is described as beta in the PDF read for this lab. Confirm before you depend on it. last checked 2026-10.</w:t>
       </w:r>
     </w:p>
   </w:body>
